--- a/Collatio/5/4. Edición/5-F.docx
+++ b/Collatio/5/4. Edición/5-F.docx
@@ -11,6 +11,7 @@
           <w:lang w:val="fr-FR"/>
         </w:rPr>
       </w:pPr>
+      <w:proofErr w:type="spellStart"/>
       <w:r>
         <w:rPr>
           <w:rFonts w:ascii="Brill" w:eastAsia="Aptos" w:hAnsi="Brill"/>
@@ -19,7 +20,18 @@
           <w:szCs w:val="28"/>
           <w:lang w:val="fr-FR"/>
         </w:rPr>
-        <w:t xml:space="preserve">Titulus </w:t>
+        <w:t>Titulus</w:t>
+      </w:r>
+      <w:proofErr w:type="spellEnd"/>
+      <w:r>
+        <w:rPr>
+          <w:rFonts w:ascii="Brill" w:eastAsia="Aptos" w:hAnsi="Brill"/>
+          <w:color w:val="FF0000"/>
+          <w:sz w:val="28"/>
+          <w:szCs w:val="28"/>
+          <w:lang w:val="fr-FR"/>
+        </w:rPr>
+        <w:t xml:space="preserve"> </w:t>
       </w:r>
       <w:r>
         <w:rPr>
@@ -40,8 +52,54 @@
           <w:szCs w:val="28"/>
           <w:lang w:val="fr-FR"/>
         </w:rPr>
-        <w:t>. Ecqua Dei forma sit?</w:t>
-      </w:r>
+        <w:t xml:space="preserve">. </w:t>
+      </w:r>
+      <w:proofErr w:type="spellStart"/>
+      <w:r>
+        <w:rPr>
+          <w:rFonts w:ascii="Brill" w:eastAsia="Aptos" w:hAnsi="Brill"/>
+          <w:color w:val="FF0000"/>
+          <w:sz w:val="28"/>
+          <w:szCs w:val="28"/>
+          <w:lang w:val="fr-FR"/>
+        </w:rPr>
+        <w:t>Ecqua</w:t>
+      </w:r>
+      <w:proofErr w:type="spellEnd"/>
+      <w:r>
+        <w:rPr>
+          <w:rFonts w:ascii="Brill" w:eastAsia="Aptos" w:hAnsi="Brill"/>
+          <w:color w:val="FF0000"/>
+          <w:sz w:val="28"/>
+          <w:szCs w:val="28"/>
+          <w:lang w:val="fr-FR"/>
+        </w:rPr>
+        <w:t xml:space="preserve"> Dei forma </w:t>
+      </w:r>
+      <w:proofErr w:type="spellStart"/>
+      <w:proofErr w:type="gramStart"/>
+      <w:r>
+        <w:rPr>
+          <w:rFonts w:ascii="Brill" w:eastAsia="Aptos" w:hAnsi="Brill"/>
+          <w:color w:val="FF0000"/>
+          <w:sz w:val="28"/>
+          <w:szCs w:val="28"/>
+          <w:lang w:val="fr-FR"/>
+        </w:rPr>
+        <w:t>sit</w:t>
+      </w:r>
+      <w:proofErr w:type="spellEnd"/>
+      <w:r>
+        <w:rPr>
+          <w:rFonts w:ascii="Brill" w:eastAsia="Aptos" w:hAnsi="Brill"/>
+          <w:color w:val="FF0000"/>
+          <w:sz w:val="28"/>
+          <w:szCs w:val="28"/>
+          <w:lang w:val="fr-FR"/>
+        </w:rPr>
+        <w:t>?</w:t>
+      </w:r>
+      <w:proofErr w:type="gramEnd"/>
     </w:p>
     <w:p>
       <w:pPr>
@@ -240,7 +298,19 @@
         <w:rPr>
           <w:rFonts w:ascii="Brill" w:hAnsi="Brill"/>
         </w:rPr>
-        <w:t>Rerum est natura stata, ut validioribus debilia convellantur. Ita in hac re euenit: et quamvis miraculum ingens fuerit</w:t>
+        <w:t>Rerum est natura stata, ut validioribus debilia convellantur. Ita in hac re e</w:t>
+      </w:r>
+      <w:r>
+        <w:rPr>
+          <w:rFonts w:ascii="Brill" w:hAnsi="Brill"/>
+        </w:rPr>
+        <w:t>v</w:t>
+      </w:r>
+      <w:r>
+        <w:rPr>
+          <w:rFonts w:ascii="Brill" w:hAnsi="Brill"/>
+        </w:rPr>
+        <w:t>enit: et quamvis miraculum ingens fuerit</w:t>
       </w:r>
       <w:r>
         <w:rPr>
@@ -449,8 +519,25 @@
           <w:rFonts w:ascii="Brill" w:hAnsi="Brill"/>
           <w:lang w:val="fr-FR"/>
         </w:rPr>
-        <w:t xml:space="preserve"> esset </w:t>
-      </w:r>
+        <w:t xml:space="preserve"> </w:t>
+      </w:r>
+      <w:proofErr w:type="spellStart"/>
+      <w:r>
+        <w:rPr>
+          <w:rFonts w:ascii="Brill" w:hAnsi="Brill"/>
+          <w:lang w:val="fr-FR"/>
+        </w:rPr>
+        <w:t>esset</w:t>
+      </w:r>
+      <w:proofErr w:type="spellEnd"/>
+      <w:r>
+        <w:rPr>
+          <w:rFonts w:ascii="Brill" w:hAnsi="Brill"/>
+          <w:lang w:val="fr-FR"/>
+        </w:rPr>
+        <w:t xml:space="preserve"> </w:t>
+      </w:r>
+      <w:proofErr w:type="spellStart"/>
       <w:r>
         <w:rPr>
           <w:rFonts w:ascii="Brill" w:hAnsi="Brill"/>
@@ -460,6 +547,7 @@
         </w:rPr>
         <w:t>cancell</w:t>
       </w:r>
+      <w:proofErr w:type="spellEnd"/>
       <w:r>
         <w:rPr>
           <w:rFonts w:ascii="Brill" w:hAnsi="Brill"/>
@@ -497,7 +585,13 @@
         <w:rPr>
           <w:rFonts w:ascii="Brill" w:hAnsi="Brill"/>
         </w:rPr>
-        <w:t xml:space="preserve"> Gen. 1, 26</w:t>
+        <w:t xml:space="preserve"> </w:t>
+      </w:r>
+      <w:r>
+        <w:rPr>
+          <w:rFonts w:ascii="Brill" w:hAnsi="Brill"/>
+        </w:rPr>
+        <w:t>Gen. 1, 26</w:t>
       </w:r>
     </w:p>
   </w:footnote>
@@ -521,7 +615,13 @@
         <w:rPr>
           <w:rFonts w:ascii="Brill" w:hAnsi="Brill"/>
         </w:rPr>
-        <w:t xml:space="preserve"> vel scriptos] ? </w:t>
+        <w:t xml:space="preserve"> </w:t>
+      </w:r>
+      <w:r>
+        <w:rPr>
+          <w:rFonts w:ascii="Brill" w:hAnsi="Brill"/>
+        </w:rPr>
+        <w:t xml:space="preserve">vel scriptos] ? </w:t>
       </w:r>
       <w:r>
         <w:rPr>
@@ -552,7 +652,13 @@
         <w:rPr>
           <w:rFonts w:ascii="Brill" w:hAnsi="Brill"/>
         </w:rPr>
-        <w:t xml:space="preserve"> delineatus] est </w:t>
+        <w:t xml:space="preserve"> </w:t>
+      </w:r>
+      <w:r>
+        <w:rPr>
+          <w:rFonts w:ascii="Brill" w:hAnsi="Brill"/>
+        </w:rPr>
+        <w:t xml:space="preserve">delineatus] est </w:t>
       </w:r>
       <w:r>
         <w:rPr>
@@ -598,7 +704,13 @@
         <w:rPr>
           <w:rFonts w:ascii="Brill" w:hAnsi="Brill"/>
         </w:rPr>
-        <w:t xml:space="preserve"> fuerit] fui** </w:t>
+        <w:t xml:space="preserve"> </w:t>
+      </w:r>
+      <w:r>
+        <w:rPr>
+          <w:rFonts w:ascii="Brill" w:hAnsi="Brill"/>
+        </w:rPr>
+        <w:t xml:space="preserve">fuerit] fui** </w:t>
       </w:r>
       <w:r>
         <w:rPr>
